--- a/docs/strategic/CompetitorBrief-LEADS.docx
+++ b/docs/strategic/CompetitorBrief-LEADS.docx
@@ -93,7 +93,7 @@
           <w:sz w:val="26"/>
           <w:szCs w:val="26"/>
         </w:rPr>
-        <w:t xml:space="preserve">Website Project — v1.0</w:t>
+        <w:t>Website Project — v2.0</w:t>
       </w:r>
     </w:p>
     <w:p>
@@ -131,7 +131,7 @@
           <w:sz w:val="22"/>
           <w:szCs w:val="22"/>
         </w:rPr>
-        <w:t xml:space="preserve">Date: March 2026</w:t>
+        <w:t>Date: March 2026 (Reviewed: 2026-03-24)</w:t>
       </w:r>
     </w:p>
     <w:p>
